--- a/fuentes/CFA1_82220000_DU.docx
+++ b/fuentes/CFA1_82220000_DU.docx
@@ -514,7 +514,7 @@
           <w:r>
             <w:fldChar w:fldCharType="separate"/>
           </w:r>
-          <w:hyperlink w:anchor="_Toc211331024" w:history="1">
+          <w:hyperlink w:anchor="_Toc211522874" w:history="1">
             <w:r>
               <w:rPr>
                 <w:rStyle w:val="Hipervnculo"/>
@@ -541,7 +541,7 @@
                 <w:noProof/>
                 <w:webHidden/>
               </w:rPr>
-              <w:instrText xml:space="preserve"> PAGEREF _Toc211331024 \h </w:instrText>
+              <w:instrText xml:space="preserve"> PAGEREF _Toc211522874 \h </w:instrText>
             </w:r>
             <w:r>
               <w:rPr>
@@ -587,7 +587,7 @@
               <w:lang w:eastAsia="es-MX"/>
             </w:rPr>
           </w:pPr>
-          <w:hyperlink w:anchor="_Toc211331025" w:history="1">
+          <w:hyperlink w:anchor="_Toc211522875" w:history="1">
             <w:r>
               <w:rPr>
                 <w:rStyle w:val="Hipervnculo"/>
@@ -631,7 +631,7 @@
                 <w:noProof/>
                 <w:webHidden/>
               </w:rPr>
-              <w:instrText xml:space="preserve"> PAGEREF _Toc211331025 \h </w:instrText>
+              <w:instrText xml:space="preserve"> PAGEREF _Toc211522875 \h </w:instrText>
             </w:r>
             <w:r>
               <w:rPr>
@@ -673,7 +673,7 @@
               <w:lang w:eastAsia="es-MX"/>
             </w:rPr>
           </w:pPr>
-          <w:hyperlink w:anchor="_Toc211331026" w:history="1">
+          <w:hyperlink w:anchor="_Toc211522876" w:history="1">
             <w:r>
               <w:rPr>
                 <w:rStyle w:val="Hipervnculo"/>
@@ -717,7 +717,7 @@
                 <w:noProof/>
                 <w:webHidden/>
               </w:rPr>
-              <w:instrText xml:space="preserve"> PAGEREF _Toc211331026 \h </w:instrText>
+              <w:instrText xml:space="preserve"> PAGEREF _Toc211522876 \h </w:instrText>
             </w:r>
             <w:r>
               <w:rPr>
@@ -759,7 +759,7 @@
               <w:lang w:eastAsia="es-MX"/>
             </w:rPr>
           </w:pPr>
-          <w:hyperlink w:anchor="_Toc211331027" w:history="1">
+          <w:hyperlink w:anchor="_Toc211522877" w:history="1">
             <w:r>
               <w:rPr>
                 <w:rStyle w:val="Hipervnculo"/>
@@ -803,7 +803,7 @@
                 <w:noProof/>
                 <w:webHidden/>
               </w:rPr>
-              <w:instrText xml:space="preserve"> PAGEREF _Toc211331027 \h </w:instrText>
+              <w:instrText xml:space="preserve"> PAGEREF _Toc211522877 \h </w:instrText>
             </w:r>
             <w:r>
               <w:rPr>
@@ -845,7 +845,7 @@
               <w:lang w:eastAsia="es-MX"/>
             </w:rPr>
           </w:pPr>
-          <w:hyperlink w:anchor="_Toc211331028" w:history="1">
+          <w:hyperlink w:anchor="_Toc211522878" w:history="1">
             <w:r>
               <w:rPr>
                 <w:rStyle w:val="Hipervnculo"/>
@@ -872,7 +872,7 @@
                 <w:noProof/>
                 <w:webHidden/>
               </w:rPr>
-              <w:instrText xml:space="preserve"> PAGEREF _Toc211331028 \h </w:instrText>
+              <w:instrText xml:space="preserve"> PAGEREF _Toc211522878 \h </w:instrText>
             </w:r>
             <w:r>
               <w:rPr>
@@ -914,7 +914,7 @@
               <w:lang w:eastAsia="es-MX"/>
             </w:rPr>
           </w:pPr>
-          <w:hyperlink w:anchor="_Toc211331029" w:history="1">
+          <w:hyperlink w:anchor="_Toc211522879" w:history="1">
             <w:r>
               <w:rPr>
                 <w:rStyle w:val="Hipervnculo"/>
@@ -941,7 +941,7 @@
                 <w:noProof/>
                 <w:webHidden/>
               </w:rPr>
-              <w:instrText xml:space="preserve"> PAGEREF _Toc211331029 \h </w:instrText>
+              <w:instrText xml:space="preserve"> PAGEREF _Toc211522879 \h </w:instrText>
             </w:r>
             <w:r>
               <w:rPr>
@@ -987,7 +987,7 @@
               <w:lang w:eastAsia="es-MX"/>
             </w:rPr>
           </w:pPr>
-          <w:hyperlink w:anchor="_Toc211331030" w:history="1">
+          <w:hyperlink w:anchor="_Toc211522880" w:history="1">
             <w:r>
               <w:rPr>
                 <w:rStyle w:val="Hipervnculo"/>
@@ -1031,7 +1031,7 @@
                 <w:noProof/>
                 <w:webHidden/>
               </w:rPr>
-              <w:instrText xml:space="preserve"> PAGEREF _Toc211331030 \h </w:instrText>
+              <w:instrText xml:space="preserve"> PAGEREF _Toc211522880 \h </w:instrText>
             </w:r>
             <w:r>
               <w:rPr>
@@ -1073,7 +1073,7 @@
               <w:lang w:eastAsia="es-MX"/>
             </w:rPr>
           </w:pPr>
-          <w:hyperlink w:anchor="_Toc211331031" w:history="1">
+          <w:hyperlink w:anchor="_Toc211522881" w:history="1">
             <w:r>
               <w:rPr>
                 <w:rStyle w:val="Hipervnculo"/>
@@ -1100,7 +1100,7 @@
                 <w:noProof/>
                 <w:webHidden/>
               </w:rPr>
-              <w:instrText xml:space="preserve"> PAGEREF _Toc211331031 \h </w:instrText>
+              <w:instrText xml:space="preserve"> PAGEREF _Toc211522881 \h </w:instrText>
             </w:r>
             <w:r>
               <w:rPr>
@@ -1142,7 +1142,7 @@
               <w:lang w:eastAsia="es-MX"/>
             </w:rPr>
           </w:pPr>
-          <w:hyperlink w:anchor="_Toc211331032" w:history="1">
+          <w:hyperlink w:anchor="_Toc211522882" w:history="1">
             <w:r>
               <w:rPr>
                 <w:rStyle w:val="Hipervnculo"/>
@@ -1169,7 +1169,7 @@
                 <w:noProof/>
                 <w:webHidden/>
               </w:rPr>
-              <w:instrText xml:space="preserve"> PAGEREF _Toc211331032 \h </w:instrText>
+              <w:instrText xml:space="preserve"> PAGEREF _Toc211522882 \h </w:instrText>
             </w:r>
             <w:r>
               <w:rPr>
@@ -1215,7 +1215,7 @@
               <w:lang w:eastAsia="es-MX"/>
             </w:rPr>
           </w:pPr>
-          <w:hyperlink w:anchor="_Toc211331033" w:history="1">
+          <w:hyperlink w:anchor="_Toc211522883" w:history="1">
             <w:r>
               <w:rPr>
                 <w:rStyle w:val="Hipervnculo"/>
@@ -1259,7 +1259,7 @@
                 <w:noProof/>
                 <w:webHidden/>
               </w:rPr>
-              <w:instrText xml:space="preserve"> PAGEREF _Toc211331033 \h </w:instrText>
+              <w:instrText xml:space="preserve"> PAGEREF _Toc211522883 \h </w:instrText>
             </w:r>
             <w:r>
               <w:rPr>
@@ -1301,7 +1301,7 @@
               <w:lang w:eastAsia="es-MX"/>
             </w:rPr>
           </w:pPr>
-          <w:hyperlink w:anchor="_Toc211331034" w:history="1">
+          <w:hyperlink w:anchor="_Toc211522884" w:history="1">
             <w:r>
               <w:rPr>
                 <w:rStyle w:val="Hipervnculo"/>
@@ -1328,7 +1328,7 @@
                 <w:noProof/>
                 <w:webHidden/>
               </w:rPr>
-              <w:instrText xml:space="preserve"> PAGEREF _Toc211331034 \h </w:instrText>
+              <w:instrText xml:space="preserve"> PAGEREF _Toc211522884 \h </w:instrText>
             </w:r>
             <w:r>
               <w:rPr>
@@ -1370,7 +1370,7 @@
               <w:lang w:eastAsia="es-MX"/>
             </w:rPr>
           </w:pPr>
-          <w:hyperlink w:anchor="_Toc211331035" w:history="1">
+          <w:hyperlink w:anchor="_Toc211522885" w:history="1">
             <w:r>
               <w:rPr>
                 <w:rStyle w:val="Hipervnculo"/>
@@ -1397,7 +1397,7 @@
                 <w:noProof/>
                 <w:webHidden/>
               </w:rPr>
-              <w:instrText xml:space="preserve"> PAGEREF _Toc211331035 \h </w:instrText>
+              <w:instrText xml:space="preserve"> PAGEREF _Toc211522885 \h </w:instrText>
             </w:r>
             <w:r>
               <w:rPr>
@@ -1439,7 +1439,7 @@
               <w:lang w:eastAsia="es-MX"/>
             </w:rPr>
           </w:pPr>
-          <w:hyperlink w:anchor="_Toc211331036" w:history="1">
+          <w:hyperlink w:anchor="_Toc211522886" w:history="1">
             <w:r>
               <w:rPr>
                 <w:rStyle w:val="Hipervnculo"/>
@@ -1466,7 +1466,7 @@
                 <w:noProof/>
                 <w:webHidden/>
               </w:rPr>
-              <w:instrText xml:space="preserve"> PAGEREF _Toc211331036 \h </w:instrText>
+              <w:instrText xml:space="preserve"> PAGEREF _Toc211522886 \h </w:instrText>
             </w:r>
             <w:r>
               <w:rPr>
@@ -1508,7 +1508,7 @@
               <w:lang w:eastAsia="es-MX"/>
             </w:rPr>
           </w:pPr>
-          <w:hyperlink w:anchor="_Toc211331037" w:history="1">
+          <w:hyperlink w:anchor="_Toc211522887" w:history="1">
             <w:r>
               <w:rPr>
                 <w:rStyle w:val="Hipervnculo"/>
@@ -1535,7 +1535,7 @@
                 <w:noProof/>
                 <w:webHidden/>
               </w:rPr>
-              <w:instrText xml:space="preserve"> PAGEREF _Toc211331037 \h </w:instrText>
+              <w:instrText xml:space="preserve"> PAGEREF _Toc211522887 \h </w:instrText>
             </w:r>
             <w:r>
               <w:rPr>
@@ -1581,7 +1581,7 @@
               <w:lang w:eastAsia="es-MX"/>
             </w:rPr>
           </w:pPr>
-          <w:hyperlink w:anchor="_Toc211331038" w:history="1">
+          <w:hyperlink w:anchor="_Toc211522888" w:history="1">
             <w:r>
               <w:rPr>
                 <w:rStyle w:val="Hipervnculo"/>
@@ -1604,7 +1604,7 @@
                 <w:rStyle w:val="Hipervnculo"/>
                 <w:noProof/>
               </w:rPr>
-              <w:t>Trazabilidad en la operación del transporte</w:t>
+              <w:t>Trazabilidad de la operación del transporte</w:t>
             </w:r>
             <w:r>
               <w:rPr>
@@ -1625,7 +1625,7 @@
                 <w:noProof/>
                 <w:webHidden/>
               </w:rPr>
-              <w:instrText xml:space="preserve"> PAGEREF _Toc211331038 \h </w:instrText>
+              <w:instrText xml:space="preserve"> PAGEREF _Toc211522888 \h </w:instrText>
             </w:r>
             <w:r>
               <w:rPr>
@@ -1667,7 +1667,7 @@
               <w:lang w:eastAsia="es-MX"/>
             </w:rPr>
           </w:pPr>
-          <w:hyperlink w:anchor="_Toc211331039" w:history="1">
+          <w:hyperlink w:anchor="_Toc211522889" w:history="1">
             <w:r>
               <w:rPr>
                 <w:rStyle w:val="Hipervnculo"/>
@@ -1694,7 +1694,7 @@
                 <w:noProof/>
                 <w:webHidden/>
               </w:rPr>
-              <w:instrText xml:space="preserve"> PAGEREF _Toc211331039 \h </w:instrText>
+              <w:instrText xml:space="preserve"> PAGEREF _Toc211522889 \h </w:instrText>
             </w:r>
             <w:r>
               <w:rPr>
@@ -1736,7 +1736,7 @@
               <w:lang w:eastAsia="es-MX"/>
             </w:rPr>
           </w:pPr>
-          <w:hyperlink w:anchor="_Toc211331040" w:history="1">
+          <w:hyperlink w:anchor="_Toc211522890" w:history="1">
             <w:r>
               <w:rPr>
                 <w:rStyle w:val="Hipervnculo"/>
@@ -1763,7 +1763,7 @@
                 <w:noProof/>
                 <w:webHidden/>
               </w:rPr>
-              <w:instrText xml:space="preserve"> PAGEREF _Toc211331040 \h </w:instrText>
+              <w:instrText xml:space="preserve"> PAGEREF _Toc211522890 \h </w:instrText>
             </w:r>
             <w:r>
               <w:rPr>
@@ -1808,7 +1808,7 @@
               <w:lang w:eastAsia="es-MX"/>
             </w:rPr>
           </w:pPr>
-          <w:hyperlink w:anchor="_Toc211331041" w:history="1">
+          <w:hyperlink w:anchor="_Toc211522891" w:history="1">
             <w:r>
               <w:rPr>
                 <w:rStyle w:val="Hipervnculo"/>
@@ -1835,7 +1835,7 @@
                 <w:noProof/>
                 <w:webHidden/>
               </w:rPr>
-              <w:instrText xml:space="preserve"> PAGEREF _Toc211331041 \h </w:instrText>
+              <w:instrText xml:space="preserve"> PAGEREF _Toc211522891 \h </w:instrText>
             </w:r>
             <w:r>
               <w:rPr>
@@ -1880,7 +1880,7 @@
               <w:lang w:eastAsia="es-MX"/>
             </w:rPr>
           </w:pPr>
-          <w:hyperlink w:anchor="_Toc211331042" w:history="1">
+          <w:hyperlink w:anchor="_Toc211522892" w:history="1">
             <w:r>
               <w:rPr>
                 <w:rStyle w:val="Hipervnculo"/>
@@ -1907,7 +1907,7 @@
                 <w:noProof/>
                 <w:webHidden/>
               </w:rPr>
-              <w:instrText xml:space="preserve"> PAGEREF _Toc211331042 \h </w:instrText>
+              <w:instrText xml:space="preserve"> PAGEREF _Toc211522892 \h </w:instrText>
             </w:r>
             <w:r>
               <w:rPr>
@@ -1952,7 +1952,7 @@
               <w:lang w:eastAsia="es-MX"/>
             </w:rPr>
           </w:pPr>
-          <w:hyperlink w:anchor="_Toc211331043" w:history="1">
+          <w:hyperlink w:anchor="_Toc211522893" w:history="1">
             <w:r>
               <w:rPr>
                 <w:rStyle w:val="Hipervnculo"/>
@@ -1979,7 +1979,7 @@
                 <w:noProof/>
                 <w:webHidden/>
               </w:rPr>
-              <w:instrText xml:space="preserve"> PAGEREF _Toc211331043 \h </w:instrText>
+              <w:instrText xml:space="preserve"> PAGEREF _Toc211522893 \h </w:instrText>
             </w:r>
             <w:r>
               <w:rPr>
@@ -2024,7 +2024,7 @@
               <w:lang w:eastAsia="es-MX"/>
             </w:rPr>
           </w:pPr>
-          <w:hyperlink w:anchor="_Toc211331044" w:history="1">
+          <w:hyperlink w:anchor="_Toc211522894" w:history="1">
             <w:r>
               <w:rPr>
                 <w:rStyle w:val="Hipervnculo"/>
@@ -2051,7 +2051,7 @@
                 <w:noProof/>
                 <w:webHidden/>
               </w:rPr>
-              <w:instrText xml:space="preserve"> PAGEREF _Toc211331044 \h </w:instrText>
+              <w:instrText xml:space="preserve"> PAGEREF _Toc211522894 \h </w:instrText>
             </w:r>
             <w:r>
               <w:rPr>
@@ -2096,7 +2096,7 @@
               <w:lang w:eastAsia="es-MX"/>
             </w:rPr>
           </w:pPr>
-          <w:hyperlink w:anchor="_Toc211331045" w:history="1">
+          <w:hyperlink w:anchor="_Toc211522895" w:history="1">
             <w:r>
               <w:rPr>
                 <w:rStyle w:val="Hipervnculo"/>
@@ -2123,7 +2123,7 @@
                 <w:noProof/>
                 <w:webHidden/>
               </w:rPr>
-              <w:instrText xml:space="preserve"> PAGEREF _Toc211331045 \h </w:instrText>
+              <w:instrText xml:space="preserve"> PAGEREF _Toc211522895 \h </w:instrText>
             </w:r>
             <w:r>
               <w:rPr>
@@ -2180,7 +2180,7 @@
       <w:pPr>
         <w:pStyle w:val="Titulosgenerales"/>
       </w:pPr>
-      <w:bookmarkStart w:id="0" w:name="_Toc211331024"/>
+      <w:bookmarkStart w:id="0" w:name="_Toc211522874"/>
       <w:r>
         <w:lastRenderedPageBreak/>
         <w:t>Introducción</w:t>
@@ -2269,7 +2269,7 @@
           <w:noProof/>
         </w:rPr>
         <w:drawing>
-          <wp:inline distT="0" distB="0" distL="0" distR="0" wp14:anchorId="1310ABA1" wp14:editId="0F799B38">
+          <wp:inline distT="0" distB="0" distL="0" distR="0" wp14:anchorId="1310ABA1" wp14:editId="157CAAF0">
             <wp:extent cx="4678326" cy="2631441"/>
             <wp:effectExtent l="0" t="0" r="0" b="0"/>
             <wp:docPr id="1235574700" name="Imagen 6">
@@ -2481,7 +2481,7 @@
       <w:pPr>
         <w:pStyle w:val="Ttulo1"/>
       </w:pPr>
-      <w:bookmarkStart w:id="1" w:name="_Toc211331025"/>
+      <w:bookmarkStart w:id="1" w:name="_Toc211522875"/>
       <w:r>
         <w:lastRenderedPageBreak/>
         <w:t>Transporte</w:t>
@@ -2512,7 +2512,7 @@
           <w:rFonts w:eastAsia="Times New Roman"/>
         </w:rPr>
       </w:pPr>
-      <w:bookmarkStart w:id="2" w:name="_Toc211331026"/>
+      <w:bookmarkStart w:id="2" w:name="_Toc211522876"/>
       <w:r>
         <w:t>Concepto</w:t>
       </w:r>
@@ -2565,7 +2565,7 @@
           <w:numId w:val="7"/>
         </w:numPr>
       </w:pPr>
-      <w:bookmarkStart w:id="3" w:name="_Toc211331027"/>
+      <w:bookmarkStart w:id="3" w:name="_Toc211522877"/>
       <w:r>
         <w:t>Tipos</w:t>
       </w:r>
@@ -2703,7 +2703,23 @@
           <w:bCs/>
           <w:lang w:val="es-419" w:eastAsia="es-CO"/>
         </w:rPr>
-        <w:t>Fluvial / Lacustre</w:t>
+        <w:t xml:space="preserve">Fluvial / </w:t>
+      </w:r>
+      <w:r>
+        <w:rPr>
+          <w:b/>
+          <w:bCs/>
+          <w:lang w:val="es-419" w:eastAsia="es-CO"/>
+        </w:rPr>
+        <w:t>l</w:t>
+      </w:r>
+      <w:r>
+        <w:rPr>
+          <w:b/>
+          <w:bCs/>
+          <w:lang w:val="es-419" w:eastAsia="es-CO"/>
+        </w:rPr>
+        <w:t>acustre</w:t>
       </w:r>
     </w:p>
     <w:p>
@@ -2733,7 +2749,23 @@
           <w:bCs/>
           <w:lang w:val="es-419" w:eastAsia="es-CO"/>
         </w:rPr>
-        <w:t>Multimodal / Intermodal</w:t>
+        <w:t xml:space="preserve">Multimodal / </w:t>
+      </w:r>
+      <w:r>
+        <w:rPr>
+          <w:b/>
+          <w:bCs/>
+          <w:lang w:val="es-419" w:eastAsia="es-CO"/>
+        </w:rPr>
+        <w:t>i</w:t>
+      </w:r>
+      <w:r>
+        <w:rPr>
+          <w:b/>
+          <w:bCs/>
+          <w:lang w:val="es-419" w:eastAsia="es-CO"/>
+        </w:rPr>
+        <w:t>ntermodal</w:t>
       </w:r>
       <w:r>
         <w:rPr>
@@ -3001,7 +3033,7 @@
       <w:pPr>
         <w:pStyle w:val="Ttulo2"/>
       </w:pPr>
-      <w:bookmarkStart w:id="4" w:name="_Toc211331028"/>
+      <w:bookmarkStart w:id="4" w:name="_Toc211522878"/>
       <w:r>
         <w:t>1.3 Características</w:t>
       </w:r>
@@ -3266,7 +3298,7 @@
       <w:pPr>
         <w:pStyle w:val="Ttulo2"/>
       </w:pPr>
-      <w:bookmarkStart w:id="5" w:name="_Toc211331029"/>
+      <w:bookmarkStart w:id="5" w:name="_Toc211522879"/>
       <w:r>
         <w:t>1.4 Normativas y políticas</w:t>
       </w:r>
@@ -3330,7 +3362,23 @@
           <w:lang w:val="es-ES" w:eastAsia="es-CO"/>
         </w:rPr>
         <w:lastRenderedPageBreak/>
-        <w:t xml:space="preserve">Decretos y Resoluciones del Ministerio de Transporte </w:t>
+        <w:t xml:space="preserve">Decretos y </w:t>
+      </w:r>
+      <w:r>
+        <w:rPr>
+          <w:b/>
+          <w:bCs/>
+          <w:lang w:val="es-ES" w:eastAsia="es-CO"/>
+        </w:rPr>
+        <w:t>r</w:t>
+      </w:r>
+      <w:r>
+        <w:rPr>
+          <w:b/>
+          <w:bCs/>
+          <w:lang w:val="es-ES" w:eastAsia="es-CO"/>
+        </w:rPr>
+        <w:t xml:space="preserve">esoluciones del Ministerio de Transporte </w:t>
       </w:r>
     </w:p>
     <w:p>
@@ -3466,7 +3514,23 @@
           <w:bCs/>
           <w:lang w:val="es-ES" w:eastAsia="es-CO"/>
         </w:rPr>
-        <w:t>Convenio CMR (Transporte por carretera):</w:t>
+        <w:t>Convenio CMR (</w:t>
+      </w:r>
+      <w:r>
+        <w:rPr>
+          <w:b/>
+          <w:bCs/>
+          <w:lang w:val="es-ES" w:eastAsia="es-CO"/>
+        </w:rPr>
+        <w:t>t</w:t>
+      </w:r>
+      <w:r>
+        <w:rPr>
+          <w:b/>
+          <w:bCs/>
+          <w:lang w:val="es-ES" w:eastAsia="es-CO"/>
+        </w:rPr>
+        <w:t>ransporte por carretera):</w:t>
       </w:r>
       <w:r>
         <w:rPr>
@@ -3492,7 +3556,23 @@
           <w:bCs/>
           <w:lang w:val="es-ES" w:eastAsia="es-CO"/>
         </w:rPr>
-        <w:t>Convenio de Montreal (Transporte aéreo):</w:t>
+        <w:t>Convenio de Montreal (</w:t>
+      </w:r>
+      <w:r>
+        <w:rPr>
+          <w:b/>
+          <w:bCs/>
+          <w:lang w:val="es-ES" w:eastAsia="es-CO"/>
+        </w:rPr>
+        <w:t>t</w:t>
+      </w:r>
+      <w:r>
+        <w:rPr>
+          <w:b/>
+          <w:bCs/>
+          <w:lang w:val="es-ES" w:eastAsia="es-CO"/>
+        </w:rPr>
+        <w:t>ransporte aéreo):</w:t>
       </w:r>
       <w:r>
         <w:rPr>
@@ -3519,7 +3599,23 @@
           <w:lang w:val="es-ES" w:eastAsia="es-CO"/>
         </w:rPr>
         <w:lastRenderedPageBreak/>
-        <w:t>Reglas de La Haya-Visby / Hamburgo (marítimo):</w:t>
+        <w:t>Reglas de La Haya-Visby / Hamburgo (</w:t>
+      </w:r>
+      <w:r>
+        <w:rPr>
+          <w:b/>
+          <w:bCs/>
+          <w:lang w:val="es-ES" w:eastAsia="es-CO"/>
+        </w:rPr>
+        <w:t xml:space="preserve">transporte </w:t>
+      </w:r>
+      <w:r>
+        <w:rPr>
+          <w:b/>
+          <w:bCs/>
+          <w:lang w:val="es-ES" w:eastAsia="es-CO"/>
+        </w:rPr>
+        <w:t>marítimo):</w:t>
       </w:r>
       <w:r>
         <w:rPr>
@@ -3761,10 +3857,10 @@
           <w:lang w:val="es-419" w:eastAsia="es-CO"/>
         </w:rPr>
         <w:drawing>
-          <wp:inline distT="0" distB="0" distL="0" distR="0" wp14:anchorId="3B2427FD" wp14:editId="7D5063E7">
-            <wp:extent cx="5920752" cy="3365899"/>
-            <wp:effectExtent l="0" t="0" r="0" b="0"/>
-            <wp:docPr id="1294196148" name="Gráfico 4" descr="La figura 2 presenta las principales políticas empresariales aplicadas a la trazabilidad: estrategias de gestión de flotas, formación del personal en tecnologías y procedimientos, adopción de sistemas tecnológicos como GPS y RFID, y políticas de calidad y seguridad orientadas a certificaciones e integridad de la cadena de suministro."/>
+          <wp:inline distT="0" distB="0" distL="0" distR="0" wp14:anchorId="07F5D853" wp14:editId="19BED4B7">
+            <wp:extent cx="5620624" cy="3191333"/>
+            <wp:effectExtent l="0" t="0" r="5715" b="0"/>
+            <wp:docPr id="1117162069" name="Imagen 4" descr="La figura 2 presenta las principales políticas empresariales aplicadas a la trazabilidad: estrategias de gestión de flotas, formación del personal en tecnologías y procedimientos, adopción de sistemas tecnológicos como GPS y RFID, y políticas de calidad y seguridad orientadas a certificaciones e integridad de la cadena de suministro."/>
             <wp:cNvGraphicFramePr>
               <a:graphicFrameLocks xmlns:a="http://schemas.openxmlformats.org/drawingml/2006/main" noChangeAspect="1"/>
             </wp:cNvGraphicFramePr>
@@ -3772,14 +3868,14 @@
               <a:graphicData uri="http://schemas.openxmlformats.org/drawingml/2006/picture">
                 <pic:pic xmlns:pic="http://schemas.openxmlformats.org/drawingml/2006/picture">
                   <pic:nvPicPr>
-                    <pic:cNvPr id="1294196148" name="Gráfico 4" descr="La figura 2 presenta las principales políticas empresariales aplicadas a la trazabilidad: estrategias de gestión de flotas, formación del personal en tecnologías y procedimientos, adopción de sistemas tecnológicos como GPS y RFID, y políticas de calidad y seguridad orientadas a certificaciones e integridad de la cadena de suministro."/>
+                    <pic:cNvPr id="1117162069" name="Imagen 4" descr="La figura 2 presenta las principales políticas empresariales aplicadas a la trazabilidad: estrategias de gestión de flotas, formación del personal en tecnologías y procedimientos, adopción de sistemas tecnológicos como GPS y RFID, y políticas de calidad y seguridad orientadas a certificaciones e integridad de la cadena de suministro."/>
                     <pic:cNvPicPr/>
                   </pic:nvPicPr>
                   <pic:blipFill>
                     <a:blip r:embed="rId17">
                       <a:extLst>
-                        <a:ext uri="{96DAC541-7B7A-43D3-8B79-37D633B846F1}">
-                          <asvg:svgBlip xmlns:asvg="http://schemas.microsoft.com/office/drawing/2016/SVG/main" r:embed="rId18"/>
+                        <a:ext uri="{28A0092B-C50C-407E-A947-70E740481C1C}">
+                          <a14:useLocalDpi xmlns:a14="http://schemas.microsoft.com/office/drawing/2010/main" val="0"/>
                         </a:ext>
                       </a:extLst>
                     </a:blip>
@@ -3790,7 +3886,7 @@
                   <pic:spPr>
                     <a:xfrm>
                       <a:off x="0" y="0"/>
-                      <a:ext cx="5934981" cy="3373988"/>
+                      <a:ext cx="5663426" cy="3215635"/>
                     </a:xfrm>
                     <a:prstGeom prst="rect">
                       <a:avLst/>
@@ -3873,7 +3969,7 @@
       <w:pPr>
         <w:pStyle w:val="Ttulo1"/>
       </w:pPr>
-      <w:bookmarkStart w:id="6" w:name="_Toc211331030"/>
+      <w:bookmarkStart w:id="6" w:name="_Toc211522880"/>
       <w:r>
         <w:lastRenderedPageBreak/>
         <w:t>Características técnicas de la carga</w:t>
@@ -3910,7 +4006,7 @@
       <w:pPr>
         <w:pStyle w:val="Ttulo2"/>
       </w:pPr>
-      <w:bookmarkStart w:id="7" w:name="_Toc211331031"/>
+      <w:bookmarkStart w:id="7" w:name="_Toc211522881"/>
       <w:r>
         <w:t>2.1 Tipos de carga, peso y volumen</w:t>
       </w:r>
@@ -4199,7 +4295,7 @@
       <w:pPr>
         <w:pStyle w:val="Ttulo2"/>
       </w:pPr>
-      <w:bookmarkStart w:id="8" w:name="_Toc211331032"/>
+      <w:bookmarkStart w:id="8" w:name="_Toc211522882"/>
       <w:r>
         <w:t>2.2 Empaque y embalaje</w:t>
       </w:r>
@@ -4274,8 +4370,6 @@
       </w:pPr>
       <w:r>
         <w:rPr>
-          <w:b/>
-          <w:bCs/>
           <w:lang w:val="es-419" w:eastAsia="es-CO"/>
         </w:rPr>
         <w:t>Empaque primario</w:t>
@@ -4300,34 +4394,27 @@
       </w:pPr>
       <w:r>
         <w:rPr>
-          <w:b/>
-          <w:bCs/>
           <w:lang w:val="es-419" w:eastAsia="es-CO"/>
         </w:rPr>
-        <w:t>Empaque secundario</w:t>
+        <w:t>Empaque secundario:</w:t>
       </w:r>
       <w:r>
         <w:rPr>
           <w:lang w:val="es-419" w:eastAsia="es-CO"/>
         </w:rPr>
-        <w:t xml:space="preserve">: agrupa varias unidades para facilitar su manipulación y transporte, aportando además información útil. </w:t>
+        <w:t xml:space="preserve"> agrupa varias unidades para facilitar su manipulación y transporte, aportando además información útil. </w:t>
       </w:r>
     </w:p>
     <w:p>
       <w:pPr>
         <w:pStyle w:val="Prrafodelista"/>
-        <w:numPr>
-          <w:ilvl w:val="0"/>
-          <w:numId w:val="270"/>
-        </w:numPr>
+        <w:ind w:firstLine="0"/>
         <w:rPr>
           <w:lang w:val="es-419" w:eastAsia="es-CO"/>
         </w:rPr>
       </w:pPr>
       <w:r>
         <w:rPr>
-          <w:b/>
-          <w:bCs/>
           <w:lang w:val="es-419" w:eastAsia="es-CO"/>
         </w:rPr>
         <w:lastRenderedPageBreak/>
@@ -4415,7 +4502,7 @@
       <w:pPr>
         <w:pStyle w:val="Ttulo1"/>
       </w:pPr>
-      <w:bookmarkStart w:id="9" w:name="_Toc211331033"/>
+      <w:bookmarkStart w:id="9" w:name="_Toc211522883"/>
       <w:r>
         <w:lastRenderedPageBreak/>
         <w:t>Operación del transporte</w:t>
@@ -4439,7 +4526,7 @@
       <w:pPr>
         <w:pStyle w:val="Ttulo2"/>
       </w:pPr>
-      <w:bookmarkStart w:id="10" w:name="_Toc211331034"/>
+      <w:bookmarkStart w:id="10" w:name="_Toc211522884"/>
       <w:r>
         <w:t>3.1 Concepto, tipos y características</w:t>
       </w:r>
@@ -4560,7 +4647,23 @@
           <w:bCs/>
           <w:lang w:val="es-419" w:eastAsia="es-CO"/>
         </w:rPr>
-        <w:t>Distribución urbana / Última milla:</w:t>
+        <w:t xml:space="preserve">Distribución urbana / </w:t>
+      </w:r>
+      <w:r>
+        <w:rPr>
+          <w:b/>
+          <w:bCs/>
+          <w:lang w:val="es-419" w:eastAsia="es-CO"/>
+        </w:rPr>
+        <w:t>ú</w:t>
+      </w:r>
+      <w:r>
+        <w:rPr>
+          <w:b/>
+          <w:bCs/>
+          <w:lang w:val="es-419" w:eastAsia="es-CO"/>
+        </w:rPr>
+        <w:t>ltima milla:</w:t>
       </w:r>
       <w:r>
         <w:rPr>
@@ -4764,7 +4867,7 @@
       <w:pPr>
         <w:pStyle w:val="Ttulo2"/>
       </w:pPr>
-      <w:bookmarkStart w:id="11" w:name="_Toc211331035"/>
+      <w:bookmarkStart w:id="11" w:name="_Toc211522885"/>
       <w:r>
         <w:t>3.2 Variables y rutas</w:t>
       </w:r>
@@ -4983,7 +5086,7 @@
       <w:pPr>
         <w:pStyle w:val="Ttulo2"/>
       </w:pPr>
-      <w:bookmarkStart w:id="12" w:name="_Toc211331036"/>
+      <w:bookmarkStart w:id="12" w:name="_Toc211522886"/>
       <w:r>
         <w:t>3.3 Inventarios y procedimientos</w:t>
       </w:r>
@@ -5257,7 +5360,7 @@
       <w:pPr>
         <w:pStyle w:val="Ttulo2"/>
       </w:pPr>
-      <w:bookmarkStart w:id="13" w:name="_Toc211331037"/>
+      <w:bookmarkStart w:id="13" w:name="_Toc211522887"/>
       <w:r>
         <w:t>3.4 Puntos críticos en la operación</w:t>
       </w:r>
@@ -5455,10 +5558,16 @@
       <w:pPr>
         <w:pStyle w:val="Ttulo1"/>
       </w:pPr>
-      <w:bookmarkStart w:id="14" w:name="_Toc211331038"/>
+      <w:bookmarkStart w:id="14" w:name="_Toc211522888"/>
       <w:r>
         <w:lastRenderedPageBreak/>
-        <w:t>Trazabilidad en la operación del transporte</w:t>
+        <w:t>Trazabilidad</w:t>
+      </w:r>
+      <w:r>
+        <w:t xml:space="preserve"> de</w:t>
+      </w:r>
+      <w:r>
+        <w:t xml:space="preserve"> la operación del transporte</w:t>
       </w:r>
       <w:bookmarkEnd w:id="14"/>
     </w:p>
@@ -5479,7 +5588,7 @@
       <w:pPr>
         <w:pStyle w:val="Ttulo2"/>
       </w:pPr>
-      <w:bookmarkStart w:id="15" w:name="_Toc211331039"/>
+      <w:bookmarkStart w:id="15" w:name="_Toc211522889"/>
       <w:r>
         <w:t>4.1 Concepto e importancia</w:t>
       </w:r>
@@ -5655,7 +5764,7 @@
       <w:pPr>
         <w:pStyle w:val="Ttulo2"/>
       </w:pPr>
-      <w:bookmarkStart w:id="16" w:name="_Toc211331040"/>
+      <w:bookmarkStart w:id="16" w:name="_Toc211522890"/>
       <w:r>
         <w:t>4.2 Tipos y política</w:t>
       </w:r>
@@ -5700,7 +5809,16 @@
           <w:bCs/>
           <w:lang w:val="es-419" w:eastAsia="es-CO"/>
         </w:rPr>
-        <w:t>Upstream</w:t>
+        <w:t>u</w:t>
+      </w:r>
+      <w:r>
+        <w:rPr>
+          <w:rStyle w:val="Extranjerismo"/>
+          <w:b/>
+          <w:bCs/>
+          <w:lang w:val="es-419" w:eastAsia="es-CO"/>
+        </w:rPr>
+        <w:t>pstream</w:t>
       </w:r>
       <w:r>
         <w:rPr>
@@ -5734,7 +5852,23 @@
           <w:bCs/>
           <w:lang w:val="es-419" w:eastAsia="es-CO"/>
         </w:rPr>
-        <w:t>Interna (Proceso)</w:t>
+        <w:t>Interna (</w:t>
+      </w:r>
+      <w:r>
+        <w:rPr>
+          <w:b/>
+          <w:bCs/>
+          <w:lang w:val="es-419" w:eastAsia="es-CO"/>
+        </w:rPr>
+        <w:t>p</w:t>
+      </w:r>
+      <w:r>
+        <w:rPr>
+          <w:b/>
+          <w:bCs/>
+          <w:lang w:val="es-419" w:eastAsia="es-CO"/>
+        </w:rPr>
+        <w:t>roceso)</w:t>
       </w:r>
       <w:r>
         <w:rPr>
@@ -5783,7 +5917,16 @@
           <w:bCs/>
           <w:lang w:val="es-419" w:eastAsia="es-CO"/>
         </w:rPr>
-        <w:t>Downstream</w:t>
+        <w:t>d</w:t>
+      </w:r>
+      <w:r>
+        <w:rPr>
+          <w:rStyle w:val="Extranjerismo"/>
+          <w:b/>
+          <w:bCs/>
+          <w:lang w:val="es-419" w:eastAsia="es-CO"/>
+        </w:rPr>
+        <w:t>ownstream</w:t>
       </w:r>
       <w:r>
         <w:rPr>
@@ -5844,7 +5987,23 @@
           <w:bCs/>
           <w:lang w:val="es-419" w:eastAsia="es-CO"/>
         </w:rPr>
-        <w:t>Obligatorias (Regulaciones legales)</w:t>
+        <w:t>Obligatorias (</w:t>
+      </w:r>
+      <w:r>
+        <w:rPr>
+          <w:b/>
+          <w:bCs/>
+          <w:lang w:val="es-419" w:eastAsia="es-CO"/>
+        </w:rPr>
+        <w:t>r</w:t>
+      </w:r>
+      <w:r>
+        <w:rPr>
+          <w:b/>
+          <w:bCs/>
+          <w:lang w:val="es-419" w:eastAsia="es-CO"/>
+        </w:rPr>
+        <w:t>egulaciones legales)</w:t>
       </w:r>
       <w:r>
         <w:rPr>
@@ -5884,7 +6043,23 @@
           <w:bCs/>
           <w:lang w:val="es-419" w:eastAsia="es-CO"/>
         </w:rPr>
-        <w:t>Voluntarias (Buenas prácticas)</w:t>
+        <w:t>Voluntarias (</w:t>
+      </w:r>
+      <w:r>
+        <w:rPr>
+          <w:b/>
+          <w:bCs/>
+          <w:lang w:val="es-419" w:eastAsia="es-CO"/>
+        </w:rPr>
+        <w:t>b</w:t>
+      </w:r>
+      <w:r>
+        <w:rPr>
+          <w:b/>
+          <w:bCs/>
+          <w:lang w:val="es-419" w:eastAsia="es-CO"/>
+        </w:rPr>
+        <w:t>uenas prácticas)</w:t>
       </w:r>
       <w:r>
         <w:rPr>
@@ -5911,7 +6086,7 @@
       <w:pPr>
         <w:pStyle w:val="Titulosgenerales"/>
       </w:pPr>
-      <w:bookmarkStart w:id="17" w:name="_Toc211331041"/>
+      <w:bookmarkStart w:id="17" w:name="_Toc211522891"/>
       <w:r>
         <w:lastRenderedPageBreak/>
         <w:t>Síntesis</w:t>
@@ -5937,7 +6112,7 @@
     <w:p>
       <w:pPr>
         <w:rPr>
-          <w:noProof/>
+          <w:lang w:val="es-419" w:eastAsia="es-CO"/>
         </w:rPr>
       </w:pPr>
       <w:r>
@@ -5949,21 +6124,19 @@
     </w:p>
     <w:p>
       <w:pPr>
-        <w:ind w:firstLine="0"/>
-        <w:rPr>
-          <w:lang w:val="es-419" w:eastAsia="es-CO"/>
+        <w:rPr>
+          <w:noProof/>
         </w:rPr>
       </w:pPr>
       <w:r>
         <w:rPr>
           <w:noProof/>
-          <w:lang w:val="es-419" w:eastAsia="es-CO"/>
         </w:rPr>
         <w:drawing>
-          <wp:inline distT="0" distB="0" distL="0" distR="0" wp14:anchorId="45C49BE0" wp14:editId="25162B69">
-            <wp:extent cx="5856790" cy="3084493"/>
-            <wp:effectExtent l="0" t="0" r="0" b="1905"/>
-            <wp:docPr id="1082985875" name="Imagen 1" descr="En el diagrama se ilustra la estructura del sistema de trazabilidad mostrando sus diferentes elementos, tales como el transporte, las características técnicas de la carga la operación del transporte y la trazabilidad de la operación del transporte incluyendo todos los puntos críticos y fundamentales del proceso."/>
+          <wp:inline distT="0" distB="0" distL="0" distR="0" wp14:anchorId="5F1135DC" wp14:editId="7D6B77C6">
+            <wp:extent cx="5821077" cy="2788536"/>
+            <wp:effectExtent l="0" t="0" r="0" b="5715"/>
+            <wp:docPr id="1378158333" name="Imagen 5" descr="En el diagrama se ilustra la estructura del sistema de trazabilidad mostrando sus diferentes elementos, tales como el transporte, las características técnicas de la carga la operación del transporte y la trazabilidad de la operación del transporte incluyendo todos los puntos críticos y fundamentales del proceso."/>
             <wp:cNvGraphicFramePr>
               <a:graphicFrameLocks xmlns:a="http://schemas.openxmlformats.org/drawingml/2006/main" noChangeAspect="1"/>
             </wp:cNvGraphicFramePr>
@@ -5971,11 +6144,17 @@
               <a:graphicData uri="http://schemas.openxmlformats.org/drawingml/2006/picture">
                 <pic:pic xmlns:pic="http://schemas.openxmlformats.org/drawingml/2006/picture">
                   <pic:nvPicPr>
-                    <pic:cNvPr id="1082985875" name="Imagen 1" descr="En el diagrama se ilustra la estructura del sistema de trazabilidad mostrando sus diferentes elementos, tales como el transporte, las características técnicas de la carga la operación del transporte y la trazabilidad de la operación del transporte incluyendo todos los puntos críticos y fundamentales del proceso."/>
+                    <pic:cNvPr id="1378158333" name="Imagen 5" descr="En el diagrama se ilustra la estructura del sistema de trazabilidad mostrando sus diferentes elementos, tales como el transporte, las características técnicas de la carga la operación del transporte y la trazabilidad de la operación del transporte incluyendo todos los puntos críticos y fundamentales del proceso."/>
                     <pic:cNvPicPr/>
                   </pic:nvPicPr>
                   <pic:blipFill>
-                    <a:blip r:embed="rId19"/>
+                    <a:blip r:embed="rId18">
+                      <a:extLst>
+                        <a:ext uri="{28A0092B-C50C-407E-A947-70E740481C1C}">
+                          <a14:useLocalDpi xmlns:a14="http://schemas.microsoft.com/office/drawing/2010/main" val="0"/>
+                        </a:ext>
+                      </a:extLst>
+                    </a:blip>
                     <a:stretch>
                       <a:fillRect/>
                     </a:stretch>
@@ -5983,7 +6162,7 @@
                   <pic:spPr>
                     <a:xfrm>
                       <a:off x="0" y="0"/>
-                      <a:ext cx="5859103" cy="3085711"/>
+                      <a:ext cx="5863697" cy="2808953"/>
                     </a:xfrm>
                     <a:prstGeom prst="rect">
                       <a:avLst/>
@@ -6000,7 +6179,7 @@
       <w:pPr>
         <w:pStyle w:val="Titulosgenerales"/>
       </w:pPr>
-      <w:bookmarkStart w:id="18" w:name="_Toc211331042"/>
+      <w:bookmarkStart w:id="18" w:name="_Toc211522892"/>
       <w:r>
         <w:lastRenderedPageBreak/>
         <w:t>Glosario</w:t>
@@ -6549,7 +6728,7 @@
       <w:pPr>
         <w:pStyle w:val="Titulosgenerales"/>
       </w:pPr>
-      <w:bookmarkStart w:id="19" w:name="_Toc211331043"/>
+      <w:bookmarkStart w:id="19" w:name="_Toc211522893"/>
       <w:r>
         <w:lastRenderedPageBreak/>
         <w:t>Material complementario</w:t>
@@ -6559,13 +6738,13 @@
     <w:tbl>
       <w:tblPr>
         <w:tblStyle w:val="SENA"/>
-        <w:tblW w:w="10632" w:type="dxa"/>
-        <w:tblInd w:w="-431" w:type="dxa"/>
+        <w:tblW w:w="10348" w:type="dxa"/>
+        <w:tblInd w:w="-147" w:type="dxa"/>
         <w:tblLayout w:type="fixed"/>
         <w:tblLook w:val="04A0" w:firstRow="1" w:lastRow="0" w:firstColumn="1" w:lastColumn="0" w:noHBand="0" w:noVBand="1"/>
       </w:tblPr>
       <w:tblGrid>
-        <w:gridCol w:w="2411"/>
+        <w:gridCol w:w="2127"/>
         <w:gridCol w:w="3260"/>
         <w:gridCol w:w="1559"/>
         <w:gridCol w:w="3402"/>
@@ -6576,7 +6755,7 @@
         </w:trPr>
         <w:tc>
           <w:tcPr>
-            <w:tcW w:w="2411" w:type="dxa"/>
+            <w:tcW w:w="2127" w:type="dxa"/>
           </w:tcPr>
           <w:p>
             <w:pPr>
@@ -6669,7 +6848,7 @@
         </w:trPr>
         <w:tc>
           <w:tcPr>
-            <w:tcW w:w="2411" w:type="dxa"/>
+            <w:tcW w:w="2127" w:type="dxa"/>
           </w:tcPr>
           <w:p>
             <w:pPr>
@@ -6739,53 +6918,27 @@
                 <w:sz w:val="28"/>
                 <w:szCs w:val="28"/>
               </w:rPr>
-              <w:t xml:space="preserve"> Recuperado de </w:t>
+              <w:t xml:space="preserve"> Recuperado de</w:t>
             </w:r>
             <w:r>
               <w:rPr>
+                <w:bCs/>
                 <w:sz w:val="28"/>
                 <w:szCs w:val="28"/>
               </w:rPr>
-              <w:fldChar w:fldCharType="begin"/>
+              <w:t xml:space="preserve"> </w:t>
             </w:r>
-            <w:r>
-              <w:rPr>
-                <w:sz w:val="28"/>
-                <w:szCs w:val="28"/>
-              </w:rPr>
-              <w:instrText>HYPERLINK "https://www.tuteorica.com?utm_source=chatgpt.com" \t "_new"</w:instrText>
-            </w:r>
-            <w:r>
-              <w:rPr>
-                <w:sz w:val="28"/>
-                <w:szCs w:val="28"/>
-              </w:rPr>
-            </w:r>
-            <w:r>
-              <w:rPr>
-                <w:sz w:val="28"/>
-                <w:szCs w:val="28"/>
-              </w:rPr>
-              <w:fldChar w:fldCharType="separate"/>
-            </w:r>
-            <w:r>
-              <w:rPr>
-                <w:rStyle w:val="Hipervnculo"/>
-                <w:bCs/>
-                <w:color w:val="auto"/>
-                <w:sz w:val="28"/>
-                <w:szCs w:val="28"/>
-                <w:u w:val="none"/>
-              </w:rPr>
-              <w:t>https://www.tuteorica.com</w:t>
-            </w:r>
-            <w:r>
-              <w:rPr>
-                <w:sz w:val="28"/>
-                <w:szCs w:val="28"/>
-              </w:rPr>
-              <w:fldChar w:fldCharType="end"/>
-            </w:r>
+            <w:hyperlink r:id="rId19" w:history="1">
+              <w:r>
+                <w:rPr>
+                  <w:rStyle w:val="Hipervnculo"/>
+                  <w:bCs/>
+                  <w:sz w:val="28"/>
+                  <w:szCs w:val="28"/>
+                </w:rPr>
+                <w:t>https://www.tuteorica.com</w:t>
+              </w:r>
+            </w:hyperlink>
           </w:p>
         </w:tc>
         <w:tc>
@@ -6817,25 +6970,38 @@
             <w:pPr>
               <w:pStyle w:val="TextoTablas"/>
               <w:rPr>
+                <w:bCs/>
                 <w:sz w:val="28"/>
                 <w:szCs w:val="28"/>
               </w:rPr>
             </w:pPr>
-            <w:r>
+            <w:hyperlink r:id="rId20" w:history="1">
+              <w:r>
+                <w:rPr>
+                  <w:rStyle w:val="Hipervnculo"/>
+                  <w:bCs/>
+                  <w:sz w:val="28"/>
+                  <w:szCs w:val="28"/>
+                </w:rPr>
+                <w:t>https://www.youtube.com/watch?v=PUOOkuzzSnM</w:t>
+              </w:r>
+            </w:hyperlink>
+          </w:p>
+          <w:p>
+            <w:pPr>
+              <w:pStyle w:val="TextoTablas"/>
               <w:rPr>
-                <w:bCs/>
                 <w:sz w:val="28"/>
                 <w:szCs w:val="28"/>
               </w:rPr>
-              <w:t>https://www.youtube.com/watch?v=PUOOkuzzSnM</w:t>
-            </w:r>
+            </w:pPr>
           </w:p>
         </w:tc>
       </w:tr>
       <w:tr>
         <w:tc>
           <w:tcPr>
-            <w:tcW w:w="2411" w:type="dxa"/>
+            <w:tcW w:w="2127" w:type="dxa"/>
           </w:tcPr>
           <w:p>
             <w:pPr>
@@ -6930,6 +7096,7 @@
             </w:r>
             <w:r>
               <w:rPr>
+                <w:bCs/>
                 <w:sz w:val="28"/>
                 <w:szCs w:val="28"/>
               </w:rPr>
@@ -6937,19 +7104,38 @@
             </w:r>
             <w:r>
               <w:rPr>
+                <w:bCs/>
                 <w:sz w:val="28"/>
                 <w:szCs w:val="28"/>
               </w:rPr>
-              <w:instrText>HYPERLINK "https://www.youtube.com/@AlbertoIbanezNeri?utm_source=chatgpt.com" \t "_new"</w:instrText>
+              <w:instrText>HYPERLINK "</w:instrText>
             </w:r>
             <w:r>
               <w:rPr>
+                <w:bCs/>
+                <w:sz w:val="28"/>
+                <w:szCs w:val="28"/>
+              </w:rPr>
+              <w:instrText>https://www.youtube.com/@AlbertoIbanezNeri</w:instrText>
+            </w:r>
+            <w:r>
+              <w:rPr>
+                <w:bCs/>
+                <w:sz w:val="28"/>
+                <w:szCs w:val="28"/>
+              </w:rPr>
+              <w:instrText>"</w:instrText>
+            </w:r>
+            <w:r>
+              <w:rPr>
+                <w:bCs/>
                 <w:sz w:val="28"/>
                 <w:szCs w:val="28"/>
               </w:rPr>
             </w:r>
             <w:r>
               <w:rPr>
+                <w:bCs/>
                 <w:sz w:val="28"/>
                 <w:szCs w:val="28"/>
               </w:rPr>
@@ -6959,15 +7145,14 @@
               <w:rPr>
                 <w:rStyle w:val="Hipervnculo"/>
                 <w:bCs/>
-                <w:color w:val="auto"/>
                 <w:sz w:val="28"/>
                 <w:szCs w:val="28"/>
-                <w:u w:val="none"/>
               </w:rPr>
               <w:t>https://www.youtube.com/@AlbertoIbanezNeri</w:t>
             </w:r>
             <w:r>
               <w:rPr>
+                <w:bCs/>
                 <w:sz w:val="28"/>
                 <w:szCs w:val="28"/>
               </w:rPr>
@@ -7004,20 +7189,33 @@
             <w:pPr>
               <w:pStyle w:val="TextoTablas"/>
               <w:rPr>
+                <w:bCs/>
+                <w:sz w:val="28"/>
+                <w:szCs w:val="28"/>
+              </w:rPr>
+            </w:pPr>
+            <w:hyperlink r:id="rId21" w:history="1">
+              <w:r>
+                <w:rPr>
+                  <w:rStyle w:val="Hipervnculo"/>
+                  <w:bCs/>
+                  <w:sz w:val="28"/>
+                  <w:szCs w:val="28"/>
+                </w:rPr>
+                <w:t>https://www.youtube.com/watch?v=AMIamNCaUAo</w:t>
+              </w:r>
+            </w:hyperlink>
+          </w:p>
+          <w:p>
+            <w:pPr>
+              <w:pStyle w:val="TextoTablas"/>
+              <w:rPr>
                 <w:rStyle w:val="Hipervnculo"/>
                 <w:color w:val="auto"/>
                 <w:sz w:val="28"/>
                 <w:szCs w:val="28"/>
               </w:rPr>
             </w:pPr>
-            <w:r>
-              <w:rPr>
-                <w:bCs/>
-                <w:sz w:val="28"/>
-                <w:szCs w:val="28"/>
-              </w:rPr>
-              <w:t>https://www.youtube.com/watch?v=AMIamNCaUAo</w:t>
-            </w:r>
           </w:p>
         </w:tc>
       </w:tr>
@@ -7027,7 +7225,7 @@
         </w:trPr>
         <w:tc>
           <w:tcPr>
-            <w:tcW w:w="2411" w:type="dxa"/>
+            <w:tcW w:w="2127" w:type="dxa"/>
           </w:tcPr>
           <w:p>
             <w:pPr>
@@ -7133,16 +7331,29 @@
               <w:rPr>
                 <w:bCs/>
                 <w:szCs w:val="28"/>
+                <w:lang w:val="es-419"/>
               </w:rPr>
             </w:pPr>
-            <w:r>
+            <w:hyperlink r:id="rId22" w:history="1">
+              <w:r>
+                <w:rPr>
+                  <w:rStyle w:val="Hipervnculo"/>
+                  <w:bCs/>
+                  <w:szCs w:val="28"/>
+                  <w:lang w:val="es-419"/>
+                </w:rPr>
+                <w:t>https://repository.udistrital.edu.co/server/api/core/bitstreams/6a82fa29-7bfd-4551-9e56-648bdf517720/content</w:t>
+              </w:r>
+            </w:hyperlink>
+          </w:p>
+          <w:p>
+            <w:pPr>
+              <w:ind w:firstLine="0"/>
               <w:rPr>
                 <w:bCs/>
                 <w:szCs w:val="28"/>
-                <w:lang w:val="es-419"/>
               </w:rPr>
-              <w:t>https://repository.udistrital.edu.co/server/api/core/bitstreams/6a82fa29-7bfd-4551-9e56-648bdf517720/content</w:t>
-            </w:r>
+            </w:pPr>
           </w:p>
         </w:tc>
       </w:tr>
@@ -7158,7 +7369,7 @@
       <w:pPr>
         <w:pStyle w:val="Titulosgenerales"/>
       </w:pPr>
-      <w:bookmarkStart w:id="20" w:name="_Toc211331044"/>
+      <w:bookmarkStart w:id="20" w:name="_Toc211522894"/>
       <w:r>
         <w:lastRenderedPageBreak/>
         <w:t>Referencias bibliográficas</w:t>
@@ -7300,9 +7511,16 @@
           <w:color w:val="000000" w:themeColor="text1"/>
           <w:lang w:eastAsia="es-CO"/>
         </w:rPr>
-        <w:t xml:space="preserve">. </w:t>
+        <w:t>.</w:t>
       </w:r>
-      <w:hyperlink r:id="rId20" w:history="1">
+      <w:r>
+        <w:rPr>
+          <w:color w:val="000000" w:themeColor="text1"/>
+          <w:lang w:eastAsia="es-CO"/>
+        </w:rPr>
+        <w:t xml:space="preserve"> </w:t>
+      </w:r>
+      <w:hyperlink r:id="rId23" w:history="1">
         <w:r>
           <w:rPr>
             <w:rStyle w:val="Hipervnculo"/>
@@ -7343,7 +7561,7 @@
         </w:rPr>
         <w:t xml:space="preserve"> Ediciones. </w:t>
       </w:r>
-      <w:hyperlink r:id="rId21" w:history="1">
+      <w:hyperlink r:id="rId24" w:history="1">
         <w:r>
           <w:rPr>
             <w:rStyle w:val="Hipervnculo"/>
@@ -7365,6 +7583,21 @@
           <w:color w:val="000000" w:themeColor="text1"/>
           <w:lang w:eastAsia="es-CO"/>
         </w:rPr>
+        <w:t>Naciones Unidas, Comisión Económica para Europa. (última edición vigente). Acuerdo Europeo relativo al Transporte Internacional de Mercancías Peligrosas por Carretera (ADR).</w:t>
+      </w:r>
+    </w:p>
+    <w:p>
+      <w:pPr>
+        <w:rPr>
+          <w:color w:val="000000" w:themeColor="text1"/>
+          <w:lang w:eastAsia="es-CO"/>
+        </w:rPr>
+      </w:pPr>
+      <w:r>
+        <w:rPr>
+          <w:color w:val="000000" w:themeColor="text1"/>
+          <w:lang w:eastAsia="es-CO"/>
+        </w:rPr>
         <w:t xml:space="preserve">Organización Marítima Internacional. (última edición vigente). Código Marítimo Internacional de Mercancías Peligrosas (IMDG). </w:t>
       </w:r>
     </w:p>
@@ -7375,27 +7608,12 @@
           <w:lang w:eastAsia="es-CO"/>
         </w:rPr>
       </w:pPr>
-      <w:r>
-        <w:rPr>
-          <w:color w:val="000000" w:themeColor="text1"/>
-          <w:lang w:eastAsia="es-CO"/>
-        </w:rPr>
-        <w:t>Naciones Unidas, Comisión Económica para Europa. (última edición vigente). Acuerdo Europeo relativo al Transporte Internacional de Mercancías Peligrosas por Carretera (ADR).</w:t>
-      </w:r>
     </w:p>
     <w:p>
       <w:pPr>
-        <w:rPr>
-          <w:color w:val="000000" w:themeColor="text1"/>
-          <w:lang w:eastAsia="es-CO"/>
-        </w:rPr>
-      </w:pPr>
-    </w:p>
-    <w:p>
-      <w:pPr>
         <w:pStyle w:val="Titulosgenerales"/>
       </w:pPr>
-      <w:bookmarkStart w:id="21" w:name="_Toc211331045"/>
+      <w:bookmarkStart w:id="21" w:name="_Toc211522895"/>
       <w:r>
         <w:lastRenderedPageBreak/>
         <w:t>C</w:t>
@@ -7414,8 +7632,8 @@
       </w:tblPr>
       <w:tblGrid>
         <w:gridCol w:w="2830"/>
-        <w:gridCol w:w="3261"/>
-        <w:gridCol w:w="3969"/>
+        <w:gridCol w:w="2694"/>
+        <w:gridCol w:w="4536"/>
       </w:tblGrid>
       <w:tr>
         <w:trPr>
@@ -7446,7 +7664,7 @@
         </w:tc>
         <w:tc>
           <w:tcPr>
-            <w:tcW w:w="3261" w:type="dxa"/>
+            <w:tcW w:w="2694" w:type="dxa"/>
           </w:tcPr>
           <w:p>
             <w:pPr>
@@ -7467,7 +7685,7 @@
         </w:tc>
         <w:tc>
           <w:tcPr>
-            <w:tcW w:w="3969" w:type="dxa"/>
+            <w:tcW w:w="4536" w:type="dxa"/>
           </w:tcPr>
           <w:p>
             <w:pPr>
@@ -7523,7 +7741,7 @@
         </w:tc>
         <w:tc>
           <w:tcPr>
-            <w:tcW w:w="3261" w:type="dxa"/>
+            <w:tcW w:w="2694" w:type="dxa"/>
           </w:tcPr>
           <w:p>
             <w:pPr>
@@ -7546,7 +7764,7 @@
         </w:tc>
         <w:tc>
           <w:tcPr>
-            <w:tcW w:w="3969" w:type="dxa"/>
+            <w:tcW w:w="4536" w:type="dxa"/>
           </w:tcPr>
           <w:p>
             <w:pPr>
@@ -7610,7 +7828,7 @@
         </w:tc>
         <w:tc>
           <w:tcPr>
-            <w:tcW w:w="3261" w:type="dxa"/>
+            <w:tcW w:w="2694" w:type="dxa"/>
           </w:tcPr>
           <w:p>
             <w:pPr>
@@ -7665,7 +7883,7 @@
         </w:tc>
         <w:tc>
           <w:tcPr>
-            <w:tcW w:w="3969" w:type="dxa"/>
+            <w:tcW w:w="4536" w:type="dxa"/>
           </w:tcPr>
           <w:p>
             <w:pPr>
@@ -7731,7 +7949,7 @@
         </w:tc>
         <w:tc>
           <w:tcPr>
-            <w:tcW w:w="3261" w:type="dxa"/>
+            <w:tcW w:w="2694" w:type="dxa"/>
           </w:tcPr>
           <w:p>
             <w:pPr>
@@ -7774,7 +7992,7 @@
         </w:tc>
         <w:tc>
           <w:tcPr>
-            <w:tcW w:w="3969" w:type="dxa"/>
+            <w:tcW w:w="4536" w:type="dxa"/>
           </w:tcPr>
           <w:p>
             <w:pPr>
@@ -7820,7 +8038,7 @@
         </w:tc>
         <w:tc>
           <w:tcPr>
-            <w:tcW w:w="3261" w:type="dxa"/>
+            <w:tcW w:w="2694" w:type="dxa"/>
           </w:tcPr>
           <w:p>
             <w:pPr>
@@ -7855,7 +8073,7 @@
         </w:tc>
         <w:tc>
           <w:tcPr>
-            <w:tcW w:w="3969" w:type="dxa"/>
+            <w:tcW w:w="4536" w:type="dxa"/>
           </w:tcPr>
           <w:p>
             <w:pPr>
@@ -7903,7 +8121,7 @@
         </w:tc>
         <w:tc>
           <w:tcPr>
-            <w:tcW w:w="3261" w:type="dxa"/>
+            <w:tcW w:w="2694" w:type="dxa"/>
           </w:tcPr>
           <w:p>
             <w:pPr>
@@ -7933,7 +8151,7 @@
         </w:tc>
         <w:tc>
           <w:tcPr>
-            <w:tcW w:w="3969" w:type="dxa"/>
+            <w:tcW w:w="4536" w:type="dxa"/>
           </w:tcPr>
           <w:p>
             <w:pPr>
@@ -7979,7 +8197,7 @@
         </w:tc>
         <w:tc>
           <w:tcPr>
-            <w:tcW w:w="3261" w:type="dxa"/>
+            <w:tcW w:w="2694" w:type="dxa"/>
           </w:tcPr>
           <w:p>
             <w:pPr>
@@ -8017,7 +8235,7 @@
         </w:tc>
         <w:tc>
           <w:tcPr>
-            <w:tcW w:w="3969" w:type="dxa"/>
+            <w:tcW w:w="4536" w:type="dxa"/>
           </w:tcPr>
           <w:p>
             <w:pPr>
@@ -8068,7 +8286,7 @@
         </w:tc>
         <w:tc>
           <w:tcPr>
-            <w:tcW w:w="3261" w:type="dxa"/>
+            <w:tcW w:w="2694" w:type="dxa"/>
           </w:tcPr>
           <w:p>
             <w:pPr>
@@ -8091,7 +8309,7 @@
         </w:tc>
         <w:tc>
           <w:tcPr>
-            <w:tcW w:w="3969" w:type="dxa"/>
+            <w:tcW w:w="4536" w:type="dxa"/>
           </w:tcPr>
           <w:p>
             <w:pPr>
@@ -8139,7 +8357,7 @@
         </w:tc>
         <w:tc>
           <w:tcPr>
-            <w:tcW w:w="3261" w:type="dxa"/>
+            <w:tcW w:w="2694" w:type="dxa"/>
           </w:tcPr>
           <w:p>
             <w:pPr>
@@ -8178,7 +8396,7 @@
         </w:tc>
         <w:tc>
           <w:tcPr>
-            <w:tcW w:w="3969" w:type="dxa"/>
+            <w:tcW w:w="4536" w:type="dxa"/>
           </w:tcPr>
           <w:p>
             <w:pPr>
@@ -8229,7 +8447,7 @@
         </w:tc>
         <w:tc>
           <w:tcPr>
-            <w:tcW w:w="3261" w:type="dxa"/>
+            <w:tcW w:w="2694" w:type="dxa"/>
           </w:tcPr>
           <w:p>
             <w:pPr>
@@ -8268,7 +8486,7 @@
         </w:tc>
         <w:tc>
           <w:tcPr>
-            <w:tcW w:w="3969" w:type="dxa"/>
+            <w:tcW w:w="4536" w:type="dxa"/>
           </w:tcPr>
           <w:p>
             <w:pPr>
@@ -8310,6 +8528,7 @@
                 <w:sz w:val="28"/>
                 <w:szCs w:val="28"/>
               </w:rPr>
+              <w:lastRenderedPageBreak/>
               <w:t>Jonathan Adi</w:t>
             </w:r>
             <w:r>
@@ -8332,7 +8551,7 @@
         </w:tc>
         <w:tc>
           <w:tcPr>
-            <w:tcW w:w="3261" w:type="dxa"/>
+            <w:tcW w:w="2694" w:type="dxa"/>
           </w:tcPr>
           <w:p>
             <w:pPr>
@@ -8355,7 +8574,7 @@
         </w:tc>
         <w:tc>
           <w:tcPr>
-            <w:tcW w:w="3969" w:type="dxa"/>
+            <w:tcW w:w="4536" w:type="dxa"/>
           </w:tcPr>
           <w:p>
             <w:pPr>
@@ -8406,7 +8625,7 @@
         </w:tc>
         <w:tc>
           <w:tcPr>
-            <w:tcW w:w="3261" w:type="dxa"/>
+            <w:tcW w:w="2694" w:type="dxa"/>
           </w:tcPr>
           <w:p>
             <w:pPr>
@@ -8429,7 +8648,7 @@
         </w:tc>
         <w:tc>
           <w:tcPr>
-            <w:tcW w:w="3969" w:type="dxa"/>
+            <w:tcW w:w="4536" w:type="dxa"/>
           </w:tcPr>
           <w:p>
             <w:pPr>
@@ -8464,8 +8683,8 @@
       </w:pPr>
     </w:p>
     <w:sectPr>
-      <w:headerReference w:type="default" r:id="rId22"/>
-      <w:footerReference w:type="default" r:id="rId23"/>
+      <w:headerReference w:type="default" r:id="rId25"/>
+      <w:footerReference w:type="default" r:id="rId26"/>
       <w:pgSz w:w="12240" w:h="15840"/>
       <w:pgMar w:top="1701" w:right="1134" w:bottom="1134" w:left="1134" w:header="709" w:footer="737" w:gutter="0"/>
       <w:pgNumType w:start="1"/>
@@ -40595,8 +40814,8 @@
 <file path=customXml/item2.xml><?xml version="1.0" encoding="utf-8"?>
 <p:properties xmlns:p="http://schemas.microsoft.com/office/2006/metadata/properties" xmlns:xsi="http://www.w3.org/2001/XMLSchema-instance" xmlns:pc="http://schemas.microsoft.com/office/infopath/2007/PartnerControls">
   <documentManagement>
-    <TaxCatchAll xmlns="cb45339b-ced9-4d0d-8f64-77573914d53b" xsi:nil="true"/>
-    <lcf76f155ced4ddcb4097134ff3c332f xmlns="43a3ca16-9c26-4813-b83f-4aec9927b43f">
+    <TaxCatchAll xmlns="adccf511-daff-4bcb-9072-914cedbf4c7e" xsi:nil="true"/>
+    <lcf76f155ced4ddcb4097134ff3c332f xmlns="a70d3c18-0869-45a1-9f75-4b4b8f0f32be">
       <Terms xmlns="http://schemas.microsoft.com/office/infopath/2007/PartnerControls"/>
     </lcf76f155ced4ddcb4097134ff3c332f>
   </documentManagement>
@@ -40613,30 +40832,27 @@
 </file>
 
 <file path=customXml/item4.xml><?xml version="1.0" encoding="utf-8"?>
-<ct:contentTypeSchema xmlns:ct="http://schemas.microsoft.com/office/2006/metadata/contentType" xmlns:ma="http://schemas.microsoft.com/office/2006/metadata/properties/metaAttributes" ct:_="" ma:_="" ma:contentTypeName="Documento" ma:contentTypeID="0x01010049282E1EDBE9234EA9E6D38F720E265F" ma:contentTypeVersion="15" ma:contentTypeDescription="Crear nuevo documento." ma:contentTypeScope="" ma:versionID="b31c7aa9eaf043a08b87120b3c4916e3">
-  <xsd:schema xmlns:xsd="http://www.w3.org/2001/XMLSchema" xmlns:xs="http://www.w3.org/2001/XMLSchema" xmlns:p="http://schemas.microsoft.com/office/2006/metadata/properties" xmlns:ns2="cb45339b-ced9-4d0d-8f64-77573914d53b" xmlns:ns3="43a3ca16-9c26-4813-b83f-4aec9927b43f" targetNamespace="http://schemas.microsoft.com/office/2006/metadata/properties" ma:root="true" ma:fieldsID="3533d065b04d75c457075bc55f1f5315" ns2:_="" ns3:_="">
-    <xsd:import namespace="cb45339b-ced9-4d0d-8f64-77573914d53b"/>
-    <xsd:import namespace="43a3ca16-9c26-4813-b83f-4aec9927b43f"/>
+<ct:contentTypeSchema xmlns:ct="http://schemas.microsoft.com/office/2006/metadata/contentType" xmlns:ma="http://schemas.microsoft.com/office/2006/metadata/properties/metaAttributes" ct:_="" ma:_="" ma:contentTypeName="Documento" ma:contentTypeID="0x010100FC2B1768DD5A774EB396CCAB0DE361C1" ma:contentTypeVersion="12" ma:contentTypeDescription="Crear nuevo documento." ma:contentTypeScope="" ma:versionID="73bbb3c317121ea3087ce0564dba81cf">
+  <xsd:schema xmlns:xsd="http://www.w3.org/2001/XMLSchema" xmlns:xs="http://www.w3.org/2001/XMLSchema" xmlns:p="http://schemas.microsoft.com/office/2006/metadata/properties" xmlns:ns2="a70d3c18-0869-45a1-9f75-4b4b8f0f32be" xmlns:ns3="adccf511-daff-4bcb-9072-914cedbf4c7e" targetNamespace="http://schemas.microsoft.com/office/2006/metadata/properties" ma:root="true" ma:fieldsID="89b5199a66abea40ca7ec6b263fc5e35" ns2:_="" ns3:_="">
+    <xsd:import namespace="a70d3c18-0869-45a1-9f75-4b4b8f0f32be"/>
+    <xsd:import namespace="adccf511-daff-4bcb-9072-914cedbf4c7e"/>
     <xsd:element name="properties">
       <xsd:complexType>
         <xsd:sequence>
           <xsd:element name="documentManagement">
             <xsd:complexType>
               <xsd:all>
-                <xsd:element ref="ns2:SharedWithUsers" minOccurs="0"/>
-                <xsd:element ref="ns2:SharedWithDetails" minOccurs="0"/>
-                <xsd:element ref="ns3:MediaServiceMetadata" minOccurs="0"/>
-                <xsd:element ref="ns3:MediaServiceFastMetadata" minOccurs="0"/>
-                <xsd:element ref="ns3:MediaServiceDateTaken" minOccurs="0"/>
-                <xsd:element ref="ns3:MediaServiceObjectDetectorVersions" minOccurs="0"/>
-                <xsd:element ref="ns3:MediaLengthInSeconds" minOccurs="0"/>
-                <xsd:element ref="ns3:MediaServiceLocation" minOccurs="0"/>
-                <xsd:element ref="ns3:MediaServiceGenerationTime" minOccurs="0"/>
-                <xsd:element ref="ns3:MediaServiceEventHashCode" minOccurs="0"/>
-                <xsd:element ref="ns3:lcf76f155ced4ddcb4097134ff3c332f" minOccurs="0"/>
-                <xsd:element ref="ns2:TaxCatchAll" minOccurs="0"/>
-                <xsd:element ref="ns3:MediaServiceOCR" minOccurs="0"/>
-                <xsd:element ref="ns3:MediaServiceSearchProperties" minOccurs="0"/>
+                <xsd:element ref="ns2:MediaServiceMetadata" minOccurs="0"/>
+                <xsd:element ref="ns2:MediaServiceFastMetadata" minOccurs="0"/>
+                <xsd:element ref="ns2:MediaServiceSearchProperties" minOccurs="0"/>
+                <xsd:element ref="ns2:MediaServiceDateTaken" minOccurs="0"/>
+                <xsd:element ref="ns2:MediaServiceGenerationTime" minOccurs="0"/>
+                <xsd:element ref="ns2:MediaServiceEventHashCode" minOccurs="0"/>
+                <xsd:element ref="ns2:MediaLengthInSeconds" minOccurs="0"/>
+                <xsd:element ref="ns2:lcf76f155ced4ddcb4097134ff3c332f" minOccurs="0"/>
+                <xsd:element ref="ns3:TaxCatchAll" minOccurs="0"/>
+                <xsd:element ref="ns2:MediaServiceOCR" minOccurs="0"/>
+                <xsd:element ref="ns2:MediaServiceBillingMetadata" minOccurs="0"/>
               </xsd:all>
             </xsd:complexType>
           </xsd:element>
@@ -40644,36 +40860,68 @@
       </xsd:complexType>
     </xsd:element>
   </xsd:schema>
-  <xsd:schema xmlns:xsd="http://www.w3.org/2001/XMLSchema" xmlns:xs="http://www.w3.org/2001/XMLSchema" xmlns:dms="http://schemas.microsoft.com/office/2006/documentManagement/types" xmlns:pc="http://schemas.microsoft.com/office/infopath/2007/PartnerControls" targetNamespace="cb45339b-ced9-4d0d-8f64-77573914d53b" elementFormDefault="qualified">
+  <xsd:schema xmlns:xsd="http://www.w3.org/2001/XMLSchema" xmlns:xs="http://www.w3.org/2001/XMLSchema" xmlns:dms="http://schemas.microsoft.com/office/2006/documentManagement/types" xmlns:pc="http://schemas.microsoft.com/office/infopath/2007/PartnerControls" targetNamespace="a70d3c18-0869-45a1-9f75-4b4b8f0f32be" elementFormDefault="qualified">
     <xsd:import namespace="http://schemas.microsoft.com/office/2006/documentManagement/types"/>
     <xsd:import namespace="http://schemas.microsoft.com/office/infopath/2007/PartnerControls"/>
-    <xsd:element name="SharedWithUsers" ma:index="8" nillable="true" ma:displayName="Compartido con" ma:internalName="SharedWithUsers" ma:readOnly="true">
+    <xsd:element name="MediaServiceMetadata" ma:index="8" nillable="true" ma:displayName="MediaServiceMetadata" ma:hidden="true" ma:internalName="MediaServiceMetadata" ma:readOnly="true">
+      <xsd:simpleType>
+        <xsd:restriction base="dms:Note"/>
+      </xsd:simpleType>
+    </xsd:element>
+    <xsd:element name="MediaServiceFastMetadata" ma:index="9" nillable="true" ma:displayName="MediaServiceFastMetadata" ma:hidden="true" ma:internalName="MediaServiceFastMetadata" ma:readOnly="true">
+      <xsd:simpleType>
+        <xsd:restriction base="dms:Note"/>
+      </xsd:simpleType>
+    </xsd:element>
+    <xsd:element name="MediaServiceSearchProperties" ma:index="10" nillable="true" ma:displayName="MediaServiceSearchProperties" ma:hidden="true" ma:internalName="MediaServiceSearchProperties" ma:readOnly="true">
+      <xsd:simpleType>
+        <xsd:restriction base="dms:Note"/>
+      </xsd:simpleType>
+    </xsd:element>
+    <xsd:element name="MediaServiceDateTaken" ma:index="11" nillable="true" ma:displayName="MediaServiceDateTaken" ma:hidden="true" ma:indexed="true" ma:internalName="MediaServiceDateTaken" ma:readOnly="true">
+      <xsd:simpleType>
+        <xsd:restriction base="dms:Text"/>
+      </xsd:simpleType>
+    </xsd:element>
+    <xsd:element name="MediaServiceGenerationTime" ma:index="12" nillable="true" ma:displayName="MediaServiceGenerationTime" ma:hidden="true" ma:internalName="MediaServiceGenerationTime" ma:readOnly="true">
+      <xsd:simpleType>
+        <xsd:restriction base="dms:Text"/>
+      </xsd:simpleType>
+    </xsd:element>
+    <xsd:element name="MediaServiceEventHashCode" ma:index="13" nillable="true" ma:displayName="MediaServiceEventHashCode" ma:hidden="true" ma:internalName="MediaServiceEventHashCode" ma:readOnly="true">
+      <xsd:simpleType>
+        <xsd:restriction base="dms:Text"/>
+      </xsd:simpleType>
+    </xsd:element>
+    <xsd:element name="MediaLengthInSeconds" ma:index="14" nillable="true" ma:displayName="MediaLengthInSeconds" ma:hidden="true" ma:internalName="MediaLengthInSeconds" ma:readOnly="true">
+      <xsd:simpleType>
+        <xsd:restriction base="dms:Unknown"/>
+      </xsd:simpleType>
+    </xsd:element>
+    <xsd:element name="lcf76f155ced4ddcb4097134ff3c332f" ma:index="16" nillable="true" ma:taxonomy="true" ma:internalName="lcf76f155ced4ddcb4097134ff3c332f" ma:taxonomyFieldName="MediaServiceImageTags" ma:displayName="Etiquetas de imagen" ma:readOnly="false" ma:fieldId="{5cf76f15-5ced-4ddc-b409-7134ff3c332f}" ma:taxonomyMulti="true" ma:sspId="d33c8c81-5745-4931-bcc4-c2aeafe86780" ma:termSetId="09814cd3-568e-fe90-9814-8d621ff8fb84" ma:anchorId="fba54fb3-c3e1-fe81-a776-ca4b69148c4d" ma:open="true" ma:isKeyword="false">
       <xsd:complexType>
-        <xsd:complexContent>
-          <xsd:extension base="dms:UserMulti">
-            <xsd:sequence>
-              <xsd:element name="UserInfo" minOccurs="0" maxOccurs="unbounded">
-                <xsd:complexType>
-                  <xsd:sequence>
-                    <xsd:element name="DisplayName" type="xsd:string" minOccurs="0"/>
-                    <xsd:element name="AccountId" type="dms:UserId" minOccurs="0" nillable="true"/>
-                    <xsd:element name="AccountType" type="xsd:string" minOccurs="0"/>
-                  </xsd:sequence>
-                </xsd:complexType>
-              </xsd:element>
-            </xsd:sequence>
-          </xsd:extension>
-        </xsd:complexContent>
+        <xsd:sequence>
+          <xsd:element ref="pc:Terms" minOccurs="0" maxOccurs="1"/>
+        </xsd:sequence>
       </xsd:complexType>
     </xsd:element>
-    <xsd:element name="SharedWithDetails" ma:index="9" nillable="true" ma:displayName="Detalles de uso compartido" ma:internalName="SharedWithDetails" ma:readOnly="true">
+    <xsd:element name="MediaServiceOCR" ma:index="18" nillable="true" ma:displayName="Extracted Text" ma:internalName="MediaServiceOCR" ma:readOnly="true">
       <xsd:simpleType>
         <xsd:restriction base="dms:Note">
           <xsd:maxLength value="255"/>
         </xsd:restriction>
       </xsd:simpleType>
     </xsd:element>
-    <xsd:element name="TaxCatchAll" ma:index="20" nillable="true" ma:displayName="Taxonomy Catch All Column" ma:hidden="true" ma:list="{2f40a149-578b-41a1-8845-c88bc1831770}" ma:internalName="TaxCatchAll" ma:showField="CatchAllData" ma:web="cb45339b-ced9-4d0d-8f64-77573914d53b">
+    <xsd:element name="MediaServiceBillingMetadata" ma:index="19" nillable="true" ma:displayName="MediaServiceBillingMetadata" ma:hidden="true" ma:internalName="MediaServiceBillingMetadata" ma:readOnly="true">
+      <xsd:simpleType>
+        <xsd:restriction base="dms:Note"/>
+      </xsd:simpleType>
+    </xsd:element>
+  </xsd:schema>
+  <xsd:schema xmlns:xsd="http://www.w3.org/2001/XMLSchema" xmlns:xs="http://www.w3.org/2001/XMLSchema" xmlns:dms="http://schemas.microsoft.com/office/2006/documentManagement/types" xmlns:pc="http://schemas.microsoft.com/office/infopath/2007/PartnerControls" targetNamespace="adccf511-daff-4bcb-9072-914cedbf4c7e" elementFormDefault="qualified">
+    <xsd:import namespace="http://schemas.microsoft.com/office/2006/documentManagement/types"/>
+    <xsd:import namespace="http://schemas.microsoft.com/office/infopath/2007/PartnerControls"/>
+    <xsd:element name="TaxCatchAll" ma:index="17" nillable="true" ma:displayName="Taxonomy Catch All Column" ma:hidden="true" ma:list="{d55fdbc5-1632-489d-aeea-ba6fd7407963}" ma:internalName="TaxCatchAll" ma:showField="CatchAllData" ma:web="adccf511-daff-4bcb-9072-914cedbf4c7e">
       <xsd:complexType>
         <xsd:complexContent>
           <xsd:extension base="dms:MultiChoiceLookup">
@@ -40683,69 +40931,6 @@
           </xsd:extension>
         </xsd:complexContent>
       </xsd:complexType>
-    </xsd:element>
-  </xsd:schema>
-  <xsd:schema xmlns:xsd="http://www.w3.org/2001/XMLSchema" xmlns:xs="http://www.w3.org/2001/XMLSchema" xmlns:dms="http://schemas.microsoft.com/office/2006/documentManagement/types" xmlns:pc="http://schemas.microsoft.com/office/infopath/2007/PartnerControls" targetNamespace="43a3ca16-9c26-4813-b83f-4aec9927b43f" elementFormDefault="qualified">
-    <xsd:import namespace="http://schemas.microsoft.com/office/2006/documentManagement/types"/>
-    <xsd:import namespace="http://schemas.microsoft.com/office/infopath/2007/PartnerControls"/>
-    <xsd:element name="MediaServiceMetadata" ma:index="10" nillable="true" ma:displayName="MediaServiceMetadata" ma:hidden="true" ma:internalName="MediaServiceMetadata" ma:readOnly="true">
-      <xsd:simpleType>
-        <xsd:restriction base="dms:Note"/>
-      </xsd:simpleType>
-    </xsd:element>
-    <xsd:element name="MediaServiceFastMetadata" ma:index="11" nillable="true" ma:displayName="MediaServiceFastMetadata" ma:hidden="true" ma:internalName="MediaServiceFastMetadata" ma:readOnly="true">
-      <xsd:simpleType>
-        <xsd:restriction base="dms:Note"/>
-      </xsd:simpleType>
-    </xsd:element>
-    <xsd:element name="MediaServiceDateTaken" ma:index="12" nillable="true" ma:displayName="MediaServiceDateTaken" ma:hidden="true" ma:indexed="true" ma:internalName="MediaServiceDateTaken" ma:readOnly="true">
-      <xsd:simpleType>
-        <xsd:restriction base="dms:Text"/>
-      </xsd:simpleType>
-    </xsd:element>
-    <xsd:element name="MediaServiceObjectDetectorVersions" ma:index="13" nillable="true" ma:displayName="MediaServiceObjectDetectorVersions" ma:hidden="true" ma:indexed="true" ma:internalName="MediaServiceObjectDetectorVersions" ma:readOnly="true">
-      <xsd:simpleType>
-        <xsd:restriction base="dms:Text"/>
-      </xsd:simpleType>
-    </xsd:element>
-    <xsd:element name="MediaLengthInSeconds" ma:index="14" nillable="true" ma:displayName="MediaLengthInSeconds" ma:hidden="true" ma:internalName="MediaLengthInSeconds" ma:readOnly="true">
-      <xsd:simpleType>
-        <xsd:restriction base="dms:Unknown"/>
-      </xsd:simpleType>
-    </xsd:element>
-    <xsd:element name="MediaServiceLocation" ma:index="15" nillable="true" ma:displayName="Location" ma:indexed="true" ma:internalName="MediaServiceLocation" ma:readOnly="true">
-      <xsd:simpleType>
-        <xsd:restriction base="dms:Text"/>
-      </xsd:simpleType>
-    </xsd:element>
-    <xsd:element name="MediaServiceGenerationTime" ma:index="16" nillable="true" ma:displayName="MediaServiceGenerationTime" ma:hidden="true" ma:internalName="MediaServiceGenerationTime" ma:readOnly="true">
-      <xsd:simpleType>
-        <xsd:restriction base="dms:Text"/>
-      </xsd:simpleType>
-    </xsd:element>
-    <xsd:element name="MediaServiceEventHashCode" ma:index="17" nillable="true" ma:displayName="MediaServiceEventHashCode" ma:hidden="true" ma:internalName="MediaServiceEventHashCode" ma:readOnly="true">
-      <xsd:simpleType>
-        <xsd:restriction base="dms:Text"/>
-      </xsd:simpleType>
-    </xsd:element>
-    <xsd:element name="lcf76f155ced4ddcb4097134ff3c332f" ma:index="19" nillable="true" ma:taxonomy="true" ma:internalName="lcf76f155ced4ddcb4097134ff3c332f" ma:taxonomyFieldName="MediaServiceImageTags" ma:displayName="Etiquetas de imagen" ma:readOnly="false" ma:fieldId="{5cf76f15-5ced-4ddc-b409-7134ff3c332f}" ma:taxonomyMulti="true" ma:sspId="d33c8c81-5745-4931-bcc4-c2aeafe86780" ma:termSetId="09814cd3-568e-fe90-9814-8d621ff8fb84" ma:anchorId="fba54fb3-c3e1-fe81-a776-ca4b69148c4d" ma:open="true" ma:isKeyword="false">
-      <xsd:complexType>
-        <xsd:sequence>
-          <xsd:element ref="pc:Terms" minOccurs="0" maxOccurs="1"/>
-        </xsd:sequence>
-      </xsd:complexType>
-    </xsd:element>
-    <xsd:element name="MediaServiceOCR" ma:index="21" nillable="true" ma:displayName="Extracted Text" ma:internalName="MediaServiceOCR" ma:readOnly="true">
-      <xsd:simpleType>
-        <xsd:restriction base="dms:Note">
-          <xsd:maxLength value="255"/>
-        </xsd:restriction>
-      </xsd:simpleType>
-    </xsd:element>
-    <xsd:element name="MediaServiceSearchProperties" ma:index="22" nillable="true" ma:displayName="MediaServiceSearchProperties" ma:hidden="true" ma:internalName="MediaServiceSearchProperties" ma:readOnly="true">
-      <xsd:simpleType>
-        <xsd:restriction base="dms:Note"/>
-      </xsd:simpleType>
     </xsd:element>
   </xsd:schema>
   <xsd:schema xmlns="http://schemas.openxmlformats.org/package/2006/metadata/core-properties" xmlns:xsd="http://www.w3.org/2001/XMLSchema" xmlns:xsi="http://www.w3.org/2001/XMLSchema-instance" xmlns:dc="http://purl.org/dc/elements/1.1/" xmlns:dcterms="http://purl.org/dc/terms/" xmlns:odoc="http://schemas.microsoft.com/internal/obd" targetNamespace="http://schemas.openxmlformats.org/package/2006/metadata/core-properties" elementFormDefault="qualified" attributeFormDefault="unqualified" blockDefault="#all">
@@ -40875,20 +41060,5 @@
 </file>
 
 <file path=customXml/itemProps4.xml><?xml version="1.0" encoding="utf-8"?>
-<ds:datastoreItem xmlns:ds="http://schemas.openxmlformats.org/officeDocument/2006/customXml" ds:itemID="{DF43E046-DB0C-42D1-8C73-AE38B52F1ED7}">
-  <ds:schemaRefs>
-    <ds:schemaRef ds:uri="http://schemas.microsoft.com/office/2006/metadata/contentType"/>
-    <ds:schemaRef ds:uri="http://schemas.microsoft.com/office/2006/metadata/properties/metaAttributes"/>
-    <ds:schemaRef ds:uri="http://www.w3.org/2001/XMLSchema"/>
-    <ds:schemaRef ds:uri="http://schemas.microsoft.com/office/2006/metadata/properties"/>
-    <ds:schemaRef ds:uri="cb45339b-ced9-4d0d-8f64-77573914d53b"/>
-    <ds:schemaRef ds:uri="43a3ca16-9c26-4813-b83f-4aec9927b43f"/>
-    <ds:schemaRef ds:uri="http://schemas.microsoft.com/office/2006/documentManagement/types"/>
-    <ds:schemaRef ds:uri="http://schemas.microsoft.com/office/infopath/2007/PartnerControls"/>
-    <ds:schemaRef ds:uri="http://schemas.openxmlformats.org/package/2006/metadata/core-properties"/>
-    <ds:schemaRef ds:uri="http://purl.org/dc/elements/1.1/"/>
-    <ds:schemaRef ds:uri="http://purl.org/dc/terms/"/>
-    <ds:schemaRef ds:uri="http://schemas.microsoft.com/internal/obd"/>
-  </ds:schemaRefs>
-</ds:datastoreItem>
+<ds:datastoreItem xmlns:ds="http://schemas.openxmlformats.org/officeDocument/2006/customXml" ds:itemID="{933A1AB7-0E33-40FC-B5D2-76163E170A05}"/>
 </file>